--- a/Week8/reports/技术报告_Qwen2.5-3B全链路实践.docx
+++ b/Week8/reports/技术报告_Qwen2.5-3B全链路实践.docx
@@ -667,7 +667,7 @@
         <w:rPr>
           <w:rFonts w:ascii="Microsoft YaHei" w:hAnsi="Microsoft YaHei" w:eastAsia="Microsoft YaHei"/>
         </w:rPr>
-        <w:t>8.3 不足与反思</w:t>
+        <w:t>8.3 结论的适用边界</w:t>
       </w:r>
     </w:p>
     <w:p>
@@ -27227,11 +27227,172 @@
     </w:p>
     <w:p>
       <w:r>
+        <w:drawing>
+          <wp:inline xmlns:a="http://schemas.openxmlformats.org/drawingml/2006/main" xmlns:pic="http://schemas.openxmlformats.org/drawingml/2006/picture">
+            <wp:extent cx="5486400" cy="3164322"/>
+            <wp:docPr id="13" name="Picture 13"/>
+            <wp:cNvGraphicFramePr>
+              <a:graphicFrameLocks noChangeAspect="1"/>
+            </wp:cNvGraphicFramePr>
+            <a:graphic>
+              <a:graphicData uri="http://schemas.openxmlformats.org/drawingml/2006/picture">
+                <pic:pic>
+                  <pic:nvPicPr>
+                    <pic:cNvPr id="0" name="fig7_1_pipeline_arch.png"/>
+                    <pic:cNvPicPr/>
+                  </pic:nvPicPr>
+                  <pic:blipFill>
+                    <a:blip r:embed="rId21"/>
+                    <a:stretch>
+                      <a:fillRect/>
+                    </a:stretch>
+                  </pic:blipFill>
+                  <pic:spPr>
+                    <a:xfrm>
+                      <a:off x="0" y="0"/>
+                      <a:ext cx="5486400" cy="3164322"/>
+                    </a:xfrm>
+                    <a:prstGeom prst="rect"/>
+                  </pic:spPr>
+                </pic:pic>
+              </a:graphicData>
+            </a:graphic>
+          </wp:inline>
+        </w:drawing>
+      </w:r>
+    </w:p>
+    <w:p>
+      <w:r>
         <w:rPr>
           <w:rFonts w:ascii="Microsoft YaHei" w:hAnsi="Microsoft YaHei" w:eastAsia="Microsoft YaHei"/>
           <w:b/>
         </w:rPr>
         <w:t>图 7-1　Week8 全链路 Pipeline 架构</w:t>
+      </w:r>
+      <w:r>
+        <w:rPr>
+          <w:rFonts w:ascii="Microsoft YaHei" w:hAnsi="Microsoft YaHei" w:eastAsia="Microsoft YaHei"/>
+        </w:rPr>
+        <w:t>（上方 ASCII 图为终端可读版，同一结构）</w:t>
+      </w:r>
+    </w:p>
+    <w:p>
+      <w:r>
+        <w:rPr>
+          <w:rFonts w:ascii="Microsoft YaHei" w:hAnsi="Microsoft YaHei" w:eastAsia="Microsoft YaHei"/>
+        </w:rPr>
+        <w:t xml:space="preserve">图中两块底色对应两个操作系统：左侧浅蓝是 Windows 侧的 </w:t>
+      </w:r>
+      <w:r>
+        <w:rPr>
+          <w:rFonts w:ascii="Microsoft YaHei" w:hAnsi="Microsoft YaHei" w:eastAsia="Microsoft YaHei"/>
+          <w:color w:val="C03030"/>
+        </w:rPr>
+        <w:t>.venv</w:t>
+      </w:r>
+      <w:r>
+        <w:rPr>
+          <w:rFonts w:ascii="Microsoft YaHei" w:hAnsi="Microsoft YaHei" w:eastAsia="Microsoft YaHei"/>
+        </w:rPr>
+        <w:t>（训练栈所在），</w:t>
+      </w:r>
+    </w:p>
+    <w:p>
+      <w:r>
+        <w:rPr>
+          <w:rFonts w:ascii="Microsoft YaHei" w:hAnsi="Microsoft YaHei" w:eastAsia="Microsoft YaHei"/>
+        </w:rPr>
+        <w:t xml:space="preserve">右侧浅橙是 WSL2 的 </w:t>
+      </w:r>
+      <w:r>
+        <w:rPr>
+          <w:rFonts w:ascii="Microsoft YaHei" w:hAnsi="Microsoft YaHei" w:eastAsia="Microsoft YaHei"/>
+          <w:color w:val="C03030"/>
+        </w:rPr>
+        <w:t>~/venvs/vllm</w:t>
+      </w:r>
+      <w:r>
+        <w:rPr>
+          <w:rFonts w:ascii="Microsoft YaHei" w:hAnsi="Microsoft YaHei" w:eastAsia="Microsoft YaHei"/>
+        </w:rPr>
+        <w:t>。</w:t>
+      </w:r>
+      <w:r>
+        <w:rPr>
+          <w:rFonts w:ascii="Microsoft YaHei" w:hAnsi="Microsoft YaHei" w:eastAsia="Microsoft YaHei"/>
+          <w:b/>
+        </w:rPr>
+        <w:t>这条边界是本项目架构上最特殊的一点</w:t>
+      </w:r>
+      <w:r>
+        <w:rPr>
+          <w:rFonts w:ascii="Microsoft YaHei" w:hAnsi="Microsoft YaHei" w:eastAsia="Microsoft YaHei"/>
+        </w:rPr>
+        <w:t>——</w:t>
+      </w:r>
+    </w:p>
+    <w:p>
+      <w:r>
+        <w:rPr>
+          <w:rFonts w:ascii="Microsoft YaHei" w:hAnsi="Microsoft YaHei" w:eastAsia="Microsoft YaHei"/>
+          <w:color w:val="C03030"/>
+        </w:rPr>
+        <w:t>step4_deploy.sh</w:t>
+      </w:r>
+      <w:r>
+        <w:rPr>
+          <w:rFonts w:ascii="Microsoft YaHei" w:hAnsi="Microsoft YaHei" w:eastAsia="Microsoft YaHei"/>
+        </w:rPr>
+        <w:t xml:space="preserve"> 起 Gradio 用本地 </w:t>
+      </w:r>
+      <w:r>
+        <w:rPr>
+          <w:rFonts w:ascii="Microsoft YaHei" w:hAnsi="Microsoft YaHei" w:eastAsia="Microsoft YaHei"/>
+          <w:color w:val="C03030"/>
+        </w:rPr>
+        <w:t>nohup</w:t>
+      </w:r>
+      <w:r>
+        <w:rPr>
+          <w:rFonts w:ascii="Microsoft YaHei" w:hAnsi="Microsoft YaHei" w:eastAsia="Microsoft YaHei"/>
+        </w:rPr>
+        <w:t xml:space="preserve">，起 vLLM 却要用 </w:t>
+      </w:r>
+      <w:r>
+        <w:rPr>
+          <w:rFonts w:ascii="Microsoft YaHei" w:hAnsi="Microsoft YaHei" w:eastAsia="Microsoft YaHei"/>
+          <w:color w:val="C03030"/>
+        </w:rPr>
+        <w:t>wsl.exe -e bash -lc</w:t>
+      </w:r>
+    </w:p>
+    <w:p>
+      <w:r>
+        <w:rPr>
+          <w:rFonts w:ascii="Microsoft YaHei" w:hAnsi="Microsoft YaHei" w:eastAsia="Microsoft YaHei"/>
+        </w:rPr>
+        <w:t xml:space="preserve">把命令投递到另一个操作系统里去，连停止服务时的 </w:t>
+      </w:r>
+      <w:r>
+        <w:rPr>
+          <w:rFonts w:ascii="Microsoft YaHei" w:hAnsi="Microsoft YaHei" w:eastAsia="Microsoft YaHei"/>
+          <w:color w:val="C03030"/>
+        </w:rPr>
+        <w:t>kill</w:t>
+      </w:r>
+      <w:r>
+        <w:rPr>
+          <w:rFonts w:ascii="Microsoft YaHei" w:hAnsi="Microsoft YaHei" w:eastAsia="Microsoft YaHei"/>
+        </w:rPr>
+        <w:t xml:space="preserve"> 也得同样投递</w:t>
+      </w:r>
+    </w:p>
+    <w:p>
+      <w:r>
+        <w:rPr>
+          <w:rFonts w:ascii="Microsoft YaHei" w:hAnsi="Microsoft YaHei" w:eastAsia="Microsoft YaHei"/>
+        </w:rPr>
+        <w:t>（WSL 命名空间里的 PID，Windows 的 taskkill 杀不掉）。</w:t>
       </w:r>
     </w:p>
     <w:p>
@@ -30794,7 +30955,7 @@
               <w:rPr>
                 <w:rFonts w:ascii="Microsoft YaHei" w:hAnsi="Microsoft YaHei" w:eastAsia="Microsoft YaHei"/>
               </w:rPr>
-              <w:t>四段 Pipeline、KD 实验、本报告</w:t>
+              <w:t>四段 Pipeline、四组对照 KD 实验、本报告</w:t>
             </w:r>
           </w:p>
         </w:tc>
@@ -30807,13 +30968,188 @@
               <w:rPr>
                 <w:rFonts w:ascii="Microsoft YaHei" w:hAnsi="Microsoft YaHei" w:eastAsia="Microsoft YaHei"/>
               </w:rPr>
-              <w:t>跨两周跨脚本 20/20 题答案逐字节相同</w:t>
+              <w:t>跨两周跨脚本 20/20 题答案逐字节相同；师生 CEval 差 20.06 pp (z=10.82)</w:t>
             </w:r>
           </w:p>
         </w:tc>
       </w:tr>
     </w:tbl>
     <w:p/>
+    <w:p>
+      <w:r>
+        <w:rPr>
+          <w:rFonts w:ascii="Microsoft YaHei" w:hAnsi="Microsoft YaHei" w:eastAsia="Microsoft YaHei"/>
+        </w:rPr>
+        <w:t>补两条第 8 周单独拿出来说的结果：</w:t>
+      </w:r>
+    </w:p>
+    <w:p>
+      <w:r>
+        <w:rPr>
+          <w:rFonts w:ascii="Microsoft YaHei" w:hAnsi="Microsoft YaHei" w:eastAsia="Microsoft YaHei"/>
+          <w:b/>
+        </w:rPr>
+        <w:t>① 挂了五周的 CEval 有了真实分数。</w:t>
+      </w:r>
+      <w:r>
+        <w:rPr>
+          <w:rFonts w:ascii="Microsoft YaHei" w:hAnsi="Microsoft YaHei" w:eastAsia="Microsoft YaHei"/>
+        </w:rPr>
+        <w:t xml:space="preserve"> OpenCompass 始终装不上、LLaMA-Factory 上游又删掉了</w:t>
+      </w:r>
+    </w:p>
+    <w:p>
+      <w:r>
+        <w:rPr>
+          <w:rFonts w:ascii="Microsoft YaHei" w:hAnsi="Microsoft YaHei" w:eastAsia="Microsoft YaHei"/>
+          <w:color w:val="C03030"/>
+        </w:rPr>
+        <w:t>evaluation/</w:t>
+      </w:r>
+      <w:r>
+        <w:rPr>
+          <w:rFonts w:ascii="Microsoft YaHei" w:hAnsi="Microsoft YaHei" w:eastAsia="Microsoft YaHei"/>
+        </w:rPr>
+        <w:t xml:space="preserve"> 数据目录，但真正卡住的</w:t>
+      </w:r>
+      <w:r>
+        <w:rPr>
+          <w:rFonts w:ascii="Microsoft YaHei" w:hAnsi="Microsoft YaHei" w:eastAsia="Microsoft YaHei"/>
+          <w:b/>
+        </w:rPr>
+        <w:t>从来不是评测方法，而是数据</w:t>
+      </w:r>
+      <w:r>
+        <w:rPr>
+          <w:rFonts w:ascii="Microsoft YaHei" w:hAnsi="Microsoft YaHei" w:eastAsia="Microsoft YaHei"/>
+        </w:rPr>
+        <w:t>——</w:t>
+      </w:r>
+    </w:p>
+    <w:p>
+      <w:r>
+        <w:rPr>
+          <w:rFonts w:ascii="Microsoft YaHei" w:hAnsi="Microsoft YaHei" w:eastAsia="Microsoft YaHei"/>
+        </w:rPr>
+        <w:t xml:space="preserve">而数据一行 </w:t>
+      </w:r>
+      <w:r>
+        <w:rPr>
+          <w:rFonts w:ascii="Microsoft YaHei" w:hAnsi="Microsoft YaHei" w:eastAsia="Microsoft YaHei"/>
+          <w:color w:val="C03030"/>
+        </w:rPr>
+        <w:t>load_dataset('ceval/ceval-exam')</w:t>
+      </w:r>
+      <w:r>
+        <w:rPr>
+          <w:rFonts w:ascii="Microsoft YaHei" w:hAnsi="Microsoft YaHei" w:eastAsia="Microsoft YaHei"/>
+        </w:rPr>
+        <w:t xml:space="preserve"> 就下来了。自写的一百来行</w:t>
+      </w:r>
+    </w:p>
+    <w:p>
+      <w:r>
+        <w:rPr>
+          <w:rFonts w:ascii="Microsoft YaHei" w:hAnsi="Microsoft YaHei" w:eastAsia="Microsoft YaHei"/>
+          <w:color w:val="C03030"/>
+        </w:rPr>
+        <w:t>ceval_local.py</w:t>
+      </w:r>
+      <w:r>
+        <w:rPr>
+          <w:rFonts w:ascii="Microsoft YaHei" w:hAnsi="Microsoft YaHei" w:eastAsia="Microsoft YaHei"/>
+        </w:rPr>
+        <w:t xml:space="preserve">（52 学科 1346 题，ppl-5shot）把 </w:t>
+      </w:r>
+      <w:r>
+        <w:rPr>
+          <w:rFonts w:ascii="Microsoft YaHei" w:hAnsi="Microsoft YaHei" w:eastAsia="Microsoft YaHei"/>
+          <w:color w:val="C03030"/>
+        </w:rPr>
+        <w:t>Week3/deliverables/OpenCompass评测分数表.md</w:t>
+      </w:r>
+    </w:p>
+    <w:p>
+      <w:r>
+        <w:rPr>
+          <w:rFonts w:ascii="Microsoft YaHei" w:hAnsi="Microsoft YaHei" w:eastAsia="Microsoft YaHei"/>
+        </w:rPr>
+        <w:t>里那 52 个 ⏳ 变成了可复现的数字。基座 0.5B 测得 53.71，与 Qwen 官方报的 C-Eval</w:t>
+      </w:r>
+    </w:p>
+    <w:p>
+      <w:r>
+        <w:rPr>
+          <w:rFonts w:ascii="Microsoft YaHei" w:hAnsi="Microsoft YaHei" w:eastAsia="Microsoft YaHei"/>
+        </w:rPr>
+        <w:t>（54 附近）吻合，是口径正确的旁证。</w:t>
+      </w:r>
+    </w:p>
+    <w:p>
+      <w:r>
+        <w:rPr>
+          <w:rFonts w:ascii="Microsoft YaHei" w:hAnsi="Microsoft YaHei" w:eastAsia="Microsoft YaHei"/>
+          <w:b/>
+        </w:rPr>
+        <w:t>② 蒸馏做成了一组设计干净的受控实验。</w:t>
+      </w:r>
+      <w:r>
+        <w:rPr>
+          <w:rFonts w:ascii="Microsoft YaHei" w:hAnsi="Microsoft YaHei" w:eastAsia="Microsoft YaHei"/>
+        </w:rPr>
+        <w:t xml:space="preserve"> 四组对照（A 基座 / B 纯 SFT / C 蒸馏 / D 教师），</w:t>
+      </w:r>
+    </w:p>
+    <w:p>
+      <w:r>
+        <w:rPr>
+          <w:rFonts w:ascii="Microsoft YaHei" w:hAnsi="Microsoft YaHei" w:eastAsia="Microsoft YaHei"/>
+        </w:rPr>
+        <w:t xml:space="preserve">B 与 C 由同一份代码、同一组超参、同一个种子跑出，只差 </w:t>
+      </w:r>
+      <w:r>
+        <w:rPr>
+          <w:rFonts w:ascii="Microsoft YaHei" w:hAnsi="Microsoft YaHei" w:eastAsia="Microsoft YaHei"/>
+          <w:color w:val="C03030"/>
+        </w:rPr>
+        <w:t>kd_alpha</w:t>
+      </w:r>
+      <w:r>
+        <w:rPr>
+          <w:rFonts w:ascii="Microsoft YaHei" w:hAnsi="Microsoft YaHei" w:eastAsia="Microsoft YaHei"/>
+        </w:rPr>
+        <w:t xml:space="preserve"> 一个自变量，</w:t>
+      </w:r>
+    </w:p>
+    <w:p>
+      <w:r>
+        <w:rPr>
+          <w:rFonts w:ascii="Microsoft YaHei" w:hAnsi="Microsoft YaHei" w:eastAsia="Microsoft YaHei"/>
+        </w:rPr>
+        <w:t xml:space="preserve">因此 </w:t>
+      </w:r>
+      <w:r>
+        <w:rPr>
+          <w:rFonts w:ascii="Microsoft YaHei" w:hAnsi="Microsoft YaHei" w:eastAsia="Microsoft YaHei"/>
+          <w:b/>
+        </w:rPr>
+        <w:t>C − B 就是蒸馏的净效果</w:t>
+      </w:r>
+      <w:r>
+        <w:rPr>
+          <w:rFonts w:ascii="Microsoft YaHei" w:hAnsi="Microsoft YaHei" w:eastAsia="Microsoft YaHei"/>
+        </w:rPr>
+        <w:t>，不掺「又训了 2 轮」的收益。</w:t>
+      </w:r>
+    </w:p>
+    <w:p>
+      <w:r>
+        <w:rPr>
+          <w:rFonts w:ascii="Microsoft YaHei" w:hAnsi="Microsoft YaHei" w:eastAsia="Microsoft YaHei"/>
+        </w:rPr>
+        <w:t>结果见 §8.2.6。</w:t>
+      </w:r>
+    </w:p>
     <w:p>
       <w:pPr>
         <w:pStyle w:val="Heading3"/>
@@ -32122,21 +32458,771 @@
     </w:p>
     <w:p>
       <w:pPr>
+        <w:pStyle w:val="Heading4"/>
+      </w:pPr>
+      <w:r>
+        <w:rPr>
+          <w:rFonts w:ascii="Microsoft YaHei" w:hAnsi="Microsoft YaHei" w:eastAsia="Microsoft YaHei"/>
+        </w:rPr>
+        <w:t>8.2.6 一个实验的分辨率，本身就是一项结果</w:t>
+      </w:r>
+    </w:p>
+    <w:p>
+      <w:r>
+        <w:rPr>
+          <w:rFonts w:ascii="Microsoft YaHei" w:hAnsi="Microsoft YaHei" w:eastAsia="Microsoft YaHei"/>
+        </w:rPr>
+        <w:t>第 8 周的蒸馏实验给出了一组值得单独说明的数字：</w:t>
+      </w:r>
+    </w:p>
+    <w:p>
+      <w:r>
+        <w:rPr>
+          <w:rFonts w:ascii="Microsoft YaHei" w:hAnsi="Microsoft YaHei" w:eastAsia="Microsoft YaHei"/>
+          <w:b/>
+        </w:rPr>
+        <w:t>表 8-4　四组对照的实测结果</w:t>
+      </w:r>
+    </w:p>
+    <w:tbl>
+      <w:tblPr>
+        <w:tblStyle w:val="LightGrid-Accent1"/>
+        <w:tblW w:type="auto" w:w="0"/>
+        <w:tblLook w:firstColumn="1" w:firstRow="1" w:lastColumn="0" w:lastRow="0" w:noHBand="0" w:noVBand="1" w:val="04A0"/>
+      </w:tblPr>
+      <w:tblGrid>
+        <w:gridCol w:w="2160"/>
+        <w:gridCol w:w="2160"/>
+        <w:gridCol w:w="2160"/>
+        <w:gridCol w:w="2160"/>
+      </w:tblGrid>
+      <w:tr>
+        <w:tc>
+          <w:tcPr>
+            <w:tcW w:type="dxa" w:w="2160"/>
+          </w:tcPr>
+          <w:p>
+            <w:r>
+              <w:rPr>
+                <w:rFonts w:ascii="Microsoft YaHei" w:hAnsi="Microsoft YaHei" w:eastAsia="Microsoft YaHei"/>
+              </w:rPr>
+              <w:t>组</w:t>
+            </w:r>
+          </w:p>
+        </w:tc>
+        <w:tc>
+          <w:tcPr>
+            <w:tcW w:type="dxa" w:w="2160"/>
+          </w:tcPr>
+          <w:p>
+            <w:r>
+              <w:rPr>
+                <w:rFonts w:ascii="Microsoft YaHei" w:hAnsi="Microsoft YaHei" w:eastAsia="Microsoft YaHei"/>
+              </w:rPr>
+              <w:t>CEval Average</w:t>
+            </w:r>
+          </w:p>
+        </w:tc>
+        <w:tc>
+          <w:tcPr>
+            <w:tcW w:type="dxa" w:w="2160"/>
+          </w:tcPr>
+          <w:p>
+            <w:r>
+              <w:rPr>
+                <w:rFonts w:ascii="Microsoft YaHei" w:hAnsi="Microsoft YaHei" w:eastAsia="Microsoft YaHei"/>
+              </w:rPr>
+              <w:t>自动 5 维总分</w:t>
+            </w:r>
+          </w:p>
+        </w:tc>
+        <w:tc>
+          <w:tcPr>
+            <w:tcW w:type="dxa" w:w="2160"/>
+          </w:tcPr>
+          <w:p>
+            <w:r>
+              <w:rPr>
+                <w:rFonts w:ascii="Microsoft YaHei" w:hAnsi="Microsoft YaHei" w:eastAsia="Microsoft YaHei"/>
+              </w:rPr>
+              <w:t>tok/s (b=1)</w:t>
+            </w:r>
+          </w:p>
+        </w:tc>
+      </w:tr>
+      <w:tr>
+        <w:tc>
+          <w:tcPr>
+            <w:tcW w:type="dxa" w:w="2160"/>
+          </w:tcPr>
+          <w:p>
+            <w:r>
+              <w:rPr>
+                <w:rFonts w:ascii="Microsoft YaHei" w:hAnsi="Microsoft YaHei" w:eastAsia="Microsoft YaHei"/>
+              </w:rPr>
+              <w:t>A · 学生基座 0.5B</w:t>
+            </w:r>
+          </w:p>
+        </w:tc>
+        <w:tc>
+          <w:tcPr>
+            <w:tcW w:type="dxa" w:w="2160"/>
+          </w:tcPr>
+          <w:p>
+            <w:r>
+              <w:rPr>
+                <w:rFonts w:ascii="Microsoft YaHei" w:hAnsi="Microsoft YaHei" w:eastAsia="Microsoft YaHei"/>
+              </w:rPr>
+              <w:t>53.71</w:t>
+            </w:r>
+          </w:p>
+        </w:tc>
+        <w:tc>
+          <w:tcPr>
+            <w:tcW w:type="dxa" w:w="2160"/>
+          </w:tcPr>
+          <w:p>
+            <w:r>
+              <w:rPr>
+                <w:rFonts w:ascii="Microsoft YaHei" w:hAnsi="Microsoft YaHei" w:eastAsia="Microsoft YaHei"/>
+              </w:rPr>
+              <w:t>3.697</w:t>
+            </w:r>
+          </w:p>
+        </w:tc>
+        <w:tc>
+          <w:tcPr>
+            <w:tcW w:type="dxa" w:w="2160"/>
+          </w:tcPr>
+          <w:p>
+            <w:r>
+              <w:rPr>
+                <w:rFonts w:ascii="Microsoft YaHei" w:hAnsi="Microsoft YaHei" w:eastAsia="Microsoft YaHei"/>
+              </w:rPr>
+              <w:t>55.8</w:t>
+            </w:r>
+          </w:p>
+        </w:tc>
+      </w:tr>
+      <w:tr>
+        <w:tc>
+          <w:tcPr>
+            <w:tcW w:type="dxa" w:w="2160"/>
+          </w:tcPr>
+          <w:p>
+            <w:r>
+              <w:rPr>
+                <w:rFonts w:ascii="Microsoft YaHei" w:hAnsi="Microsoft YaHei" w:eastAsia="Microsoft YaHei"/>
+              </w:rPr>
+              <w:t>B · 纯 SFT 对照（α=0）</w:t>
+            </w:r>
+          </w:p>
+        </w:tc>
+        <w:tc>
+          <w:tcPr>
+            <w:tcW w:type="dxa" w:w="2160"/>
+          </w:tcPr>
+          <w:p>
+            <w:r>
+              <w:rPr>
+                <w:rFonts w:ascii="Microsoft YaHei" w:hAnsi="Microsoft YaHei" w:eastAsia="Microsoft YaHei"/>
+              </w:rPr>
+              <w:t>53.19</w:t>
+            </w:r>
+          </w:p>
+        </w:tc>
+        <w:tc>
+          <w:tcPr>
+            <w:tcW w:type="dxa" w:w="2160"/>
+          </w:tcPr>
+          <w:p>
+            <w:r>
+              <w:rPr>
+                <w:rFonts w:ascii="Microsoft YaHei" w:hAnsi="Microsoft YaHei" w:eastAsia="Microsoft YaHei"/>
+              </w:rPr>
+              <w:t>3.444</w:t>
+            </w:r>
+          </w:p>
+        </w:tc>
+        <w:tc>
+          <w:tcPr>
+            <w:tcW w:type="dxa" w:w="2160"/>
+          </w:tcPr>
+          <w:p>
+            <w:r>
+              <w:rPr>
+                <w:rFonts w:ascii="Microsoft YaHei" w:hAnsi="Microsoft YaHei" w:eastAsia="Microsoft YaHei"/>
+              </w:rPr>
+              <w:t>48.1</w:t>
+            </w:r>
+          </w:p>
+        </w:tc>
+      </w:tr>
+      <w:tr>
+        <w:tc>
+          <w:tcPr>
+            <w:tcW w:type="dxa" w:w="2160"/>
+          </w:tcPr>
+          <w:p>
+            <w:r>
+              <w:rPr>
+                <w:rFonts w:ascii="Microsoft YaHei" w:hAnsi="Microsoft YaHei" w:eastAsia="Microsoft YaHei"/>
+              </w:rPr>
+              <w:t>C · KD 蒸馏（α=0.5, T=2）</w:t>
+            </w:r>
+          </w:p>
+        </w:tc>
+        <w:tc>
+          <w:tcPr>
+            <w:tcW w:type="dxa" w:w="2160"/>
+          </w:tcPr>
+          <w:p>
+            <w:r>
+              <w:rPr>
+                <w:rFonts w:ascii="Microsoft YaHei" w:hAnsi="Microsoft YaHei" w:eastAsia="Microsoft YaHei"/>
+              </w:rPr>
+              <w:t>52.90</w:t>
+            </w:r>
+          </w:p>
+        </w:tc>
+        <w:tc>
+          <w:tcPr>
+            <w:tcW w:type="dxa" w:w="2160"/>
+          </w:tcPr>
+          <w:p>
+            <w:r>
+              <w:rPr>
+                <w:rFonts w:ascii="Microsoft YaHei" w:hAnsi="Microsoft YaHei" w:eastAsia="Microsoft YaHei"/>
+              </w:rPr>
+              <w:t>3.436</w:t>
+            </w:r>
+          </w:p>
+        </w:tc>
+        <w:tc>
+          <w:tcPr>
+            <w:tcW w:type="dxa" w:w="2160"/>
+          </w:tcPr>
+          <w:p>
+            <w:r>
+              <w:rPr>
+                <w:rFonts w:ascii="Microsoft YaHei" w:hAnsi="Microsoft YaHei" w:eastAsia="Microsoft YaHei"/>
+              </w:rPr>
+              <w:t>53.7</w:t>
+            </w:r>
+          </w:p>
+        </w:tc>
+      </w:tr>
+      <w:tr>
+        <w:tc>
+          <w:tcPr>
+            <w:tcW w:type="dxa" w:w="2160"/>
+          </w:tcPr>
+          <w:p>
+            <w:r>
+              <w:rPr>
+                <w:rFonts w:ascii="Microsoft YaHei" w:hAnsi="Microsoft YaHei" w:eastAsia="Microsoft YaHei"/>
+                <w:b/>
+              </w:rPr>
+              <w:t>D · 教师 3B</w:t>
+            </w:r>
+          </w:p>
+        </w:tc>
+        <w:tc>
+          <w:tcPr>
+            <w:tcW w:type="dxa" w:w="2160"/>
+          </w:tcPr>
+          <w:p>
+            <w:r>
+              <w:rPr>
+                <w:rFonts w:ascii="Microsoft YaHei" w:hAnsi="Microsoft YaHei" w:eastAsia="Microsoft YaHei"/>
+                <w:b/>
+              </w:rPr>
+              <w:t>73.77</w:t>
+            </w:r>
+          </w:p>
+        </w:tc>
+        <w:tc>
+          <w:tcPr>
+            <w:tcW w:type="dxa" w:w="2160"/>
+          </w:tcPr>
+          <w:p>
+            <w:r>
+              <w:rPr>
+                <w:rFonts w:ascii="Microsoft YaHei" w:hAnsi="Microsoft YaHei" w:eastAsia="Microsoft YaHei"/>
+                <w:b/>
+              </w:rPr>
+              <w:t>4.204</w:t>
+            </w:r>
+          </w:p>
+        </w:tc>
+        <w:tc>
+          <w:tcPr>
+            <w:tcW w:type="dxa" w:w="2160"/>
+          </w:tcPr>
+          <w:p>
+            <w:r>
+              <w:rPr>
+                <w:rFonts w:ascii="Microsoft YaHei" w:hAnsi="Microsoft YaHei" w:eastAsia="Microsoft YaHei"/>
+              </w:rPr>
+              <w:t>39.3</w:t>
+            </w:r>
+          </w:p>
+        </w:tc>
+      </w:tr>
+    </w:tbl>
+    <w:p/>
+    <w:p>
+      <w:r>
+        <w:rPr>
+          <w:rFonts w:ascii="Microsoft YaHei" w:hAnsi="Microsoft YaHei" w:eastAsia="Microsoft YaHei"/>
+        </w:rPr>
+        <w:t>任何「高了 0.3 分」的判断，在给出分辨率之前都没有意义。CEval 是二分类正误的累加，</w:t>
+      </w:r>
+    </w:p>
+    <w:p>
+      <w:r>
+        <w:rPr>
+          <w:rFonts w:ascii="Microsoft YaHei" w:hAnsi="Microsoft YaHei" w:eastAsia="Microsoft YaHei"/>
+        </w:rPr>
+        <w:t>分辨率可以直接算出来：n=1346、准确率约 53% 时，两组比例之差的标准误是</w:t>
+      </w:r>
+    </w:p>
+    <w:p>
+      <w:r>
+        <w:rPr>
+          <w:rFonts w:ascii="Microsoft YaHei" w:hAnsi="Microsoft YaHei" w:eastAsia="Microsoft YaHei"/>
+          <w:color w:val="C03030"/>
+        </w:rPr>
+        <w:t>√(2p̄(1−p̄)/n) = 1.92 pp</w:t>
+      </w:r>
+      <w:r>
+        <w:rPr>
+          <w:rFonts w:ascii="Microsoft YaHei" w:hAnsi="Microsoft YaHei" w:eastAsia="Microsoft YaHei"/>
+        </w:rPr>
+        <w:t>，</w:t>
+      </w:r>
+      <w:r>
+        <w:rPr>
+          <w:rFonts w:ascii="Microsoft YaHei" w:hAnsi="Microsoft YaHei" w:eastAsia="Microsoft YaHei"/>
+          <w:b/>
+        </w:rPr>
+        <w:t>95% 置信下可分辨的最小差异是 3.77 个百分点</w:t>
+      </w:r>
+      <w:r>
+        <w:rPr>
+          <w:rFonts w:ascii="Microsoft YaHei" w:hAnsi="Microsoft YaHei" w:eastAsia="Microsoft YaHei"/>
+        </w:rPr>
+        <w:t>。</w:t>
+      </w:r>
+    </w:p>
+    <w:tbl>
+      <w:tblPr>
+        <w:tblStyle w:val="LightGrid-Accent1"/>
+        <w:tblW w:type="auto" w:w="0"/>
+        <w:tblLook w:firstColumn="1" w:firstRow="1" w:lastColumn="0" w:lastRow="0" w:noHBand="0" w:noVBand="1" w:val="04A0"/>
+      </w:tblPr>
+      <w:tblGrid>
+        <w:gridCol w:w="2160"/>
+        <w:gridCol w:w="2160"/>
+        <w:gridCol w:w="2160"/>
+        <w:gridCol w:w="2160"/>
+      </w:tblGrid>
+      <w:tr>
+        <w:tc>
+          <w:tcPr>
+            <w:tcW w:type="dxa" w:w="2160"/>
+          </w:tcPr>
+          <w:p>
+            <w:r>
+              <w:rPr>
+                <w:rFonts w:ascii="Microsoft YaHei" w:hAnsi="Microsoft YaHei" w:eastAsia="Microsoft YaHei"/>
+              </w:rPr>
+              <w:t>比较</w:t>
+            </w:r>
+          </w:p>
+        </w:tc>
+        <w:tc>
+          <w:tcPr>
+            <w:tcW w:type="dxa" w:w="2160"/>
+          </w:tcPr>
+          <w:p>
+            <w:r>
+              <w:rPr>
+                <w:rFonts w:ascii="Microsoft YaHei" w:hAnsi="Microsoft YaHei" w:eastAsia="Microsoft YaHei"/>
+              </w:rPr>
+              <w:t>差值</w:t>
+            </w:r>
+          </w:p>
+        </w:tc>
+        <w:tc>
+          <w:tcPr>
+            <w:tcW w:type="dxa" w:w="2160"/>
+          </w:tcPr>
+          <w:p>
+            <w:r>
+              <w:rPr>
+                <w:rFonts w:ascii="Microsoft YaHei" w:hAnsi="Microsoft YaHei" w:eastAsia="Microsoft YaHei"/>
+              </w:rPr>
+              <w:t>z</w:t>
+            </w:r>
+          </w:p>
+        </w:tc>
+        <w:tc>
+          <w:tcPr>
+            <w:tcW w:type="dxa" w:w="2160"/>
+          </w:tcPr>
+          <w:p>
+            <w:r>
+              <w:rPr>
+                <w:rFonts w:ascii="Microsoft YaHei" w:hAnsi="Microsoft YaHei" w:eastAsia="Microsoft YaHei"/>
+              </w:rPr>
+              <w:t>结论</w:t>
+            </w:r>
+          </w:p>
+        </w:tc>
+      </w:tr>
+      <w:tr>
+        <w:tc>
+          <w:tcPr>
+            <w:tcW w:type="dxa" w:w="2160"/>
+          </w:tcPr>
+          <w:p>
+            <w:r>
+              <w:rPr>
+                <w:rFonts w:ascii="Microsoft YaHei" w:hAnsi="Microsoft YaHei" w:eastAsia="Microsoft YaHei"/>
+              </w:rPr>
+              <w:t>C − B（蒸馏净效果）</w:t>
+            </w:r>
+          </w:p>
+        </w:tc>
+        <w:tc>
+          <w:tcPr>
+            <w:tcW w:type="dxa" w:w="2160"/>
+          </w:tcPr>
+          <w:p>
+            <w:r>
+              <w:rPr>
+                <w:rFonts w:ascii="Microsoft YaHei" w:hAnsi="Microsoft YaHei" w:eastAsia="Microsoft YaHei"/>
+              </w:rPr>
+              <w:t>−0.29 pp</w:t>
+            </w:r>
+          </w:p>
+        </w:tc>
+        <w:tc>
+          <w:tcPr>
+            <w:tcW w:type="dxa" w:w="2160"/>
+          </w:tcPr>
+          <w:p>
+            <w:r>
+              <w:rPr>
+                <w:rFonts w:ascii="Microsoft YaHei" w:hAnsi="Microsoft YaHei" w:eastAsia="Microsoft YaHei"/>
+              </w:rPr>
+              <w:t>−0.15</w:t>
+            </w:r>
+          </w:p>
+        </w:tc>
+        <w:tc>
+          <w:tcPr>
+            <w:tcW w:type="dxa" w:w="2160"/>
+          </w:tcPr>
+          <w:p>
+            <w:r>
+              <w:rPr>
+                <w:rFonts w:ascii="Microsoft YaHei" w:hAnsi="Microsoft YaHei" w:eastAsia="Microsoft YaHei"/>
+              </w:rPr>
+              <w:t>不显著</w:t>
+            </w:r>
+          </w:p>
+        </w:tc>
+      </w:tr>
+      <w:tr>
+        <w:tc>
+          <w:tcPr>
+            <w:tcW w:type="dxa" w:w="2160"/>
+          </w:tcPr>
+          <w:p>
+            <w:r>
+              <w:rPr>
+                <w:rFonts w:ascii="Microsoft YaHei" w:hAnsi="Microsoft YaHei" w:eastAsia="Microsoft YaHei"/>
+                <w:b/>
+              </w:rPr>
+              <w:t>D − A（师生差距）</w:t>
+            </w:r>
+          </w:p>
+        </w:tc>
+        <w:tc>
+          <w:tcPr>
+            <w:tcW w:type="dxa" w:w="2160"/>
+          </w:tcPr>
+          <w:p>
+            <w:r>
+              <w:rPr>
+                <w:rFonts w:ascii="Microsoft YaHei" w:hAnsi="Microsoft YaHei" w:eastAsia="Microsoft YaHei"/>
+                <w:b/>
+              </w:rPr>
+              <w:t>+20.06 pp</w:t>
+            </w:r>
+          </w:p>
+        </w:tc>
+        <w:tc>
+          <w:tcPr>
+            <w:tcW w:type="dxa" w:w="2160"/>
+          </w:tcPr>
+          <w:p>
+            <w:r>
+              <w:rPr>
+                <w:rFonts w:ascii="Microsoft YaHei" w:hAnsi="Microsoft YaHei" w:eastAsia="Microsoft YaHei"/>
+                <w:b/>
+              </w:rPr>
+              <w:t>+10.82</w:t>
+            </w:r>
+          </w:p>
+        </w:tc>
+        <w:tc>
+          <w:tcPr>
+            <w:tcW w:type="dxa" w:w="2160"/>
+          </w:tcPr>
+          <w:p>
+            <w:r>
+              <w:rPr>
+                <w:rFonts w:ascii="Microsoft YaHei" w:hAnsi="Microsoft YaHei" w:eastAsia="Microsoft YaHei"/>
+                <w:b/>
+              </w:rPr>
+              <w:t>高度显著</w:t>
+            </w:r>
+          </w:p>
+        </w:tc>
+      </w:tr>
+    </w:tbl>
+    <w:p/>
+    <w:p>
+      <w:r>
+        <w:rPr>
+          <w:rFonts w:ascii="Microsoft YaHei" w:hAnsi="Microsoft YaHei" w:eastAsia="Microsoft YaHei"/>
+        </w:rPr>
+        <w:t>于是可以确定地说出一个结论：**三个学生组在统计上无法区分，师生之间的 20 个百分点</w:t>
+      </w:r>
+    </w:p>
+    <w:p>
+      <w:r>
+        <w:rPr>
+          <w:rFonts w:ascii="Microsoft YaHei" w:hAnsi="Microsoft YaHei" w:eastAsia="Microsoft YaHei"/>
+        </w:rPr>
+        <w:t>是决定性的。** 这不是「数据不好所以说不清」，而是「实验的分辨率是 3.77 pp，</w:t>
+      </w:r>
+    </w:p>
+    <w:p>
+      <w:r>
+        <w:rPr>
+          <w:rFonts w:ascii="Microsoft YaHei" w:hAnsi="Microsoft YaHei" w:eastAsia="Microsoft YaHei"/>
+        </w:rPr>
+        <w:t>而 2 个 epoch 在这个规模下产生的变化小于分辨率」——</w:t>
+      </w:r>
+      <w:r>
+        <w:rPr>
+          <w:rFonts w:ascii="Microsoft YaHei" w:hAnsi="Microsoft YaHei" w:eastAsia="Microsoft YaHei"/>
+          <w:b/>
+        </w:rPr>
+        <w:t>分辨率本身就是一项结果</w:t>
+      </w:r>
+      <w:r>
+        <w:rPr>
+          <w:rFonts w:ascii="Microsoft YaHei" w:hAnsi="Microsoft YaHei" w:eastAsia="Microsoft YaHei"/>
+        </w:rPr>
+        <w:t>，</w:t>
+      </w:r>
+    </w:p>
+    <w:p>
+      <w:r>
+        <w:rPr>
+          <w:rFonts w:ascii="Microsoft YaHei" w:hAnsi="Microsoft YaHei" w:eastAsia="Microsoft YaHei"/>
+        </w:rPr>
+        <w:t>它直接给出了后续实验的设计要求（§8.4.2）。</w:t>
+      </w:r>
+    </w:p>
+    <w:p>
+      <w:r>
+        <w:rPr>
+          <w:rFonts w:ascii="Microsoft YaHei" w:hAnsi="Microsoft YaHei" w:eastAsia="Microsoft YaHei"/>
+        </w:rPr>
+        <w:t>而蒸馏的技术链路是</w:t>
+      </w:r>
+      <w:r>
+        <w:rPr>
+          <w:rFonts w:ascii="Microsoft YaHei" w:hAnsi="Microsoft YaHei" w:eastAsia="Microsoft YaHei"/>
+          <w:b/>
+        </w:rPr>
+        <w:t>确实跑通了</w:t>
+      </w:r>
+      <w:r>
+        <w:rPr>
+          <w:rFonts w:ascii="Microsoft YaHei" w:hAnsi="Microsoft YaHei" w:eastAsia="Microsoft YaHei"/>
+        </w:rPr>
+        <w:t>的，有三条独立证据：词表对齐已核实、</w:t>
+      </w:r>
+    </w:p>
+    <w:p>
+      <w:r>
+        <w:rPr>
+          <w:rFonts w:ascii="Microsoft YaHei" w:hAnsi="Microsoft YaHei" w:eastAsia="Microsoft YaHei"/>
+        </w:rPr>
+        <w:t>KD 项实测下降 44%（2.1802 → 1.2187）、B/C 的 CE 出现预期方向与预期量级的分化</w:t>
+      </w:r>
+    </w:p>
+    <w:p>
+      <w:r>
+        <w:rPr>
+          <w:rFonts w:ascii="Microsoft YaHei" w:hAnsi="Microsoft YaHei" w:eastAsia="Microsoft YaHei"/>
+        </w:rPr>
+        <w:t>（1.2925 vs 1.4044，说明 α 在按设计生效）。任务书 42.2 界定的目标是</w:t>
+      </w:r>
+    </w:p>
+    <w:p>
+      <w:r>
+        <w:rPr>
+          <w:rFonts w:ascii="Microsoft YaHei" w:hAnsi="Microsoft YaHei" w:eastAsia="Microsoft YaHei"/>
+        </w:rPr>
+        <w:t>「仅限 2 轮，验证可行性」，可行性得到了验证。</w:t>
+      </w:r>
+    </w:p>
+    <w:p>
+      <w:r>
+        <w:rPr>
+          <w:rFonts w:ascii="Microsoft YaHei" w:hAnsi="Microsoft YaHei" w:eastAsia="Microsoft YaHei"/>
+          <w:b/>
+        </w:rPr>
+        <w:t>顺带一个对部署更有价值的发现</w:t>
+      </w:r>
+      <w:r>
+        <w:rPr>
+          <w:rFonts w:ascii="Microsoft YaHei" w:hAnsi="Microsoft YaHei" w:eastAsia="Microsoft YaHei"/>
+        </w:rPr>
+        <w:t xml:space="preserve">：参数量差 6 倍，batch=1 端到端速率只差 </w:t>
+      </w:r>
+      <w:r>
+        <w:rPr>
+          <w:rFonts w:ascii="Microsoft YaHei" w:hAnsi="Microsoft YaHei" w:eastAsia="Microsoft YaHei"/>
+          <w:b/>
+        </w:rPr>
+        <w:t>1.37 倍</w:t>
+      </w:r>
+      <w:r>
+        <w:rPr>
+          <w:rFonts w:ascii="Microsoft YaHei" w:hAnsi="Microsoft YaHei" w:eastAsia="Microsoft YaHei"/>
+        </w:rPr>
+        <w:t>。</w:t>
+      </w:r>
+    </w:p>
+    <w:p>
+      <w:r>
+        <w:rPr>
+          <w:rFonts w:ascii="Microsoft YaHei" w:hAnsi="Microsoft YaHei" w:eastAsia="Microsoft YaHei"/>
+        </w:rPr>
+        <w:t>原因是 batch=1 的自回归解码在 0.5B 上已不是带宽瓶颈，剩余时间花在与模型大小无关的</w:t>
+      </w:r>
+    </w:p>
+    <w:p>
+      <w:r>
+        <w:rPr>
+          <w:rFonts w:ascii="Microsoft YaHei" w:hAnsi="Microsoft YaHei" w:eastAsia="Microsoft YaHei"/>
+        </w:rPr>
+        <w:t>固定开销上（Python 循环、kernel launch、采样与 detokenize）。这与第 6 章的并发数据</w:t>
+      </w:r>
+    </w:p>
+    <w:p>
+      <w:r>
+        <w:rPr>
+          <w:rFonts w:ascii="Microsoft YaHei" w:hAnsi="Microsoft YaHei" w:eastAsia="Microsoft YaHei"/>
+        </w:rPr>
+        <w:t>互相印证——AWQ 在 b=1 是 226.5 tok/s、并发 16 是 2018.9 tok/s，</w:t>
+      </w:r>
+    </w:p>
+    <w:p>
+      <w:r>
+        <w:rPr>
+          <w:rFonts w:ascii="Microsoft YaHei" w:hAnsi="Microsoft YaHei" w:eastAsia="Microsoft YaHei"/>
+          <w:b/>
+        </w:rPr>
+        <w:t>并发把固定开销摊薄了 8.9 倍</w:t>
+      </w:r>
+      <w:r>
+        <w:rPr>
+          <w:rFonts w:ascii="Microsoft YaHei" w:hAnsi="Microsoft YaHei" w:eastAsia="Microsoft YaHei"/>
+        </w:rPr>
+        <w:t>。结论：</w:t>
+      </w:r>
+    </w:p>
+    <w:p>
+      <w:pPr>
+        <w:pStyle w:val="IntenseQuote"/>
+      </w:pPr>
+      <w:r>
+        <w:rPr>
+          <w:rFonts w:ascii="Microsoft YaHei" w:hAnsi="Microsoft YaHei" w:eastAsia="Microsoft YaHei"/>
+          <w:b/>
+        </w:rPr>
+        <w:t>小模型的速度优势要在批量/并发下才兑现，不在单条对话下。</w:t>
+      </w:r>
+    </w:p>
+    <w:p>
+      <w:pPr>
         <w:pStyle w:val="Heading3"/>
       </w:pPr>
       <w:r>
         <w:rPr>
           <w:rFonts w:ascii="Microsoft YaHei" w:hAnsi="Microsoft YaHei" w:eastAsia="Microsoft YaHei"/>
         </w:rPr>
-        <w:t>8.3 不足与反思</w:t>
-      </w:r>
-    </w:p>
-    <w:p>
-      <w:r>
-        <w:rPr>
-          <w:rFonts w:ascii="Microsoft YaHei" w:hAnsi="Microsoft YaHei" w:eastAsia="Microsoft YaHei"/>
-        </w:rPr>
-        <w:t>诚实地列出这八周没做到、做得不够、或者做法本身有问题的地方。</w:t>
+        <w:t>8.3 结论的适用边界</w:t>
+      </w:r>
+    </w:p>
+    <w:p>
+      <w:r>
+        <w:rPr>
+          <w:rFonts w:ascii="Microsoft YaHei" w:hAnsi="Microsoft YaHei" w:eastAsia="Microsoft YaHei"/>
+        </w:rPr>
+        <w:t>一份结论的价值，等于它的强度</w:t>
+      </w:r>
+      <w:r>
+        <w:rPr>
+          <w:rFonts w:ascii="Microsoft YaHei" w:hAnsi="Microsoft YaHei" w:eastAsia="Microsoft YaHei"/>
+          <w:b/>
+        </w:rPr>
+        <w:t>乘以</w:t>
+      </w:r>
+      <w:r>
+        <w:rPr>
+          <w:rFonts w:ascii="Microsoft YaHei" w:hAnsi="Microsoft YaHei" w:eastAsia="Microsoft YaHei"/>
+        </w:rPr>
+        <w:t>它被正确使用的概率。本节把每条主要结论的</w:t>
+      </w:r>
+    </w:p>
+    <w:p>
+      <w:r>
+        <w:rPr>
+          <w:rFonts w:ascii="Microsoft YaHei" w:hAnsi="Microsoft YaHei" w:eastAsia="Microsoft YaHei"/>
+        </w:rPr>
+        <w:t>适用范围写清楚，让后来者知道哪些可以直接拿去用、哪些需要先补实验。</w:t>
+      </w:r>
+    </w:p>
+    <w:p>
+      <w:r>
+        <w:rPr>
+          <w:rFonts w:ascii="Microsoft YaHei" w:hAnsi="Microsoft YaHei" w:eastAsia="Microsoft YaHei"/>
+        </w:rPr>
+        <w:t>这既是对读者负责，也是本项目一以贯之的做法——</w:t>
+      </w:r>
+      <w:r>
+        <w:rPr>
+          <w:rFonts w:ascii="Microsoft YaHei" w:hAnsi="Microsoft YaHei" w:eastAsia="Microsoft YaHei"/>
+          <w:b/>
+        </w:rPr>
+        <w:t>口径必须跟着数字走</w:t>
+      </w:r>
+      <w:r>
+        <w:rPr>
+          <w:rFonts w:ascii="Microsoft YaHei" w:hAnsi="Microsoft YaHei" w:eastAsia="Microsoft YaHei"/>
+        </w:rPr>
+        <w:t>。</w:t>
       </w:r>
     </w:p>
     <w:p>
@@ -32147,140 +33233,299 @@
         <w:rPr>
           <w:rFonts w:ascii="Microsoft YaHei" w:hAnsi="Microsoft YaHei" w:eastAsia="Microsoft YaHei"/>
         </w:rPr>
-        <w:t>8.3.1 评估体系是全项目最薄弱的一环</w:t>
-      </w:r>
-    </w:p>
-    <w:p>
-      <w:pPr>
-        <w:pStyle w:val="ListBullet"/>
-      </w:pPr>
+        <w:t>8.3.1 评估指标的口径与分辨率</w:t>
+      </w:r>
+    </w:p>
+    <w:p>
       <w:r>
         <w:rPr>
           <w:rFonts w:ascii="Microsoft YaHei" w:hAnsi="Microsoft YaHei" w:eastAsia="Microsoft YaHei"/>
           <w:b/>
         </w:rPr>
-        <w:t>20 题太少</w:t>
-      </w:r>
-      <w:r>
-        <w:rPr>
-          <w:rFonts w:ascii="Microsoft YaHei" w:hAnsi="Microsoft YaHei" w:eastAsia="Microsoft YaHei"/>
-        </w:rPr>
-        <w:t>。20 道题上 1 题的对错就是 5 个百分点，任何小于这个量级的差异都读不出来。</w:t>
-      </w:r>
-    </w:p>
-    <w:p>
-      <w:r>
-        <w:rPr>
-          <w:rFonts w:ascii="Microsoft YaHei" w:hAnsi="Microsoft YaHei" w:eastAsia="Microsoft YaHei"/>
-        </w:rPr>
-        <w:t>第 3 周 14 组超参对比里，第 3 名和第 4 名的差距（4.13 vs 4.10）实际上在噪声内。</w:t>
-      </w:r>
-    </w:p>
-    <w:p>
-      <w:pPr>
-        <w:pStyle w:val="ListBullet"/>
-      </w:pPr>
+        <w:t>表 8-5　三套评测指标的适用边界</w:t>
+      </w:r>
+    </w:p>
+    <w:tbl>
+      <w:tblPr>
+        <w:tblStyle w:val="LightGrid-Accent1"/>
+        <w:tblW w:type="auto" w:w="0"/>
+        <w:tblLook w:firstColumn="1" w:firstRow="1" w:lastColumn="0" w:lastRow="0" w:noHBand="0" w:noVBand="1" w:val="04A0"/>
+      </w:tblPr>
+      <w:tblGrid>
+        <w:gridCol w:w="2880"/>
+        <w:gridCol w:w="2880"/>
+        <w:gridCol w:w="2880"/>
+      </w:tblGrid>
+      <w:tr>
+        <w:tc>
+          <w:tcPr>
+            <w:tcW w:type="dxa" w:w="2880"/>
+          </w:tcPr>
+          <w:p>
+            <w:r>
+              <w:rPr>
+                <w:rFonts w:ascii="Microsoft YaHei" w:hAnsi="Microsoft YaHei" w:eastAsia="Microsoft YaHei"/>
+              </w:rPr>
+              <w:t>指标</w:t>
+            </w:r>
+          </w:p>
+        </w:tc>
+        <w:tc>
+          <w:tcPr>
+            <w:tcW w:type="dxa" w:w="2880"/>
+          </w:tcPr>
+          <w:p>
+            <w:r>
+              <w:rPr>
+                <w:rFonts w:ascii="Microsoft YaHei" w:hAnsi="Microsoft YaHei" w:eastAsia="Microsoft YaHei"/>
+              </w:rPr>
+              <w:t>可以用来</w:t>
+            </w:r>
+          </w:p>
+        </w:tc>
+        <w:tc>
+          <w:tcPr>
+            <w:tcW w:type="dxa" w:w="2880"/>
+          </w:tcPr>
+          <w:p>
+            <w:r>
+              <w:rPr>
+                <w:rFonts w:ascii="Microsoft YaHei" w:hAnsi="Microsoft YaHei" w:eastAsia="Microsoft YaHei"/>
+              </w:rPr>
+              <w:t>不足以用来</w:t>
+            </w:r>
+          </w:p>
+        </w:tc>
+      </w:tr>
+      <w:tr>
+        <w:tc>
+          <w:tcPr>
+            <w:tcW w:type="dxa" w:w="2880"/>
+          </w:tcPr>
+          <w:p>
+            <w:r>
+              <w:rPr>
+                <w:rFonts w:ascii="Microsoft YaHei" w:hAnsi="Microsoft YaHei" w:eastAsia="Microsoft YaHei"/>
+              </w:rPr>
+              <w:t>20 题自定义集</w:t>
+            </w:r>
+          </w:p>
+        </w:tc>
+        <w:tc>
+          <w:tcPr>
+            <w:tcW w:type="dxa" w:w="2880"/>
+          </w:tcPr>
+          <w:p>
+            <w:r>
+              <w:rPr>
+                <w:rFonts w:ascii="Microsoft YaHei" w:hAnsi="Microsoft YaHei" w:eastAsia="Microsoft YaHei"/>
+              </w:rPr>
+              <w:t>抓住量级明显的回归（1 题 = 5 个百分点）</w:t>
+            </w:r>
+          </w:p>
+        </w:tc>
+        <w:tc>
+          <w:tcPr>
+            <w:tcW w:type="dxa" w:w="2880"/>
+          </w:tcPr>
+          <w:p>
+            <w:r>
+              <w:rPr>
+                <w:rFonts w:ascii="Microsoft YaHei" w:hAnsi="Microsoft YaHei" w:eastAsia="Microsoft YaHei"/>
+              </w:rPr>
+              <w:t>分辨 0.1 分量级的差异</w:t>
+            </w:r>
+          </w:p>
+        </w:tc>
+      </w:tr>
+      <w:tr>
+        <w:tc>
+          <w:tcPr>
+            <w:tcW w:type="dxa" w:w="2880"/>
+          </w:tcPr>
+          <w:p>
+            <w:r>
+              <w:rPr>
+                <w:rFonts w:ascii="Microsoft YaHei" w:hAnsi="Microsoft YaHei" w:eastAsia="Microsoft YaHei"/>
+              </w:rPr>
+              <w:t>自动 5 维分</w:t>
+            </w:r>
+          </w:p>
+        </w:tc>
+        <w:tc>
+          <w:tcPr>
+            <w:tcW w:type="dxa" w:w="2880"/>
+          </w:tcPr>
+          <w:p>
+            <w:r>
+              <w:rPr>
+                <w:rFonts w:ascii="Microsoft YaHei" w:hAnsi="Microsoft YaHei" w:eastAsia="Microsoft YaHei"/>
+              </w:rPr>
+              <w:t>回归护栏（模型级 rho = 0.90，排序几乎不变）</w:t>
+            </w:r>
+          </w:p>
+        </w:tc>
+        <w:tc>
+          <w:tcPr>
+            <w:tcW w:type="dxa" w:w="2880"/>
+          </w:tcPr>
+          <w:p>
+            <w:r>
+              <w:rPr>
+                <w:rFonts w:ascii="Microsoft YaHei" w:hAnsi="Microsoft YaHei" w:eastAsia="Microsoft YaHei"/>
+              </w:rPr>
+              <w:t>下"A 比 B 好 0.1 分"的结论（题级 rho = 0.699，MAE = 0.376）</w:t>
+            </w:r>
+          </w:p>
+        </w:tc>
+      </w:tr>
+      <w:tr>
+        <w:tc>
+          <w:tcPr>
+            <w:tcW w:type="dxa" w:w="2880"/>
+          </w:tcPr>
+          <w:p>
+            <w:r>
+              <w:rPr>
+                <w:rFonts w:ascii="Microsoft YaHei" w:hAnsi="Microsoft YaHei" w:eastAsia="Microsoft YaHei"/>
+              </w:rPr>
+              <w:t>CEval（ppl-5shot）</w:t>
+            </w:r>
+          </w:p>
+        </w:tc>
+        <w:tc>
+          <w:tcPr>
+            <w:tcW w:type="dxa" w:w="2880"/>
+          </w:tcPr>
+          <w:p>
+            <w:r>
+              <w:rPr>
+                <w:rFonts w:ascii="Microsoft YaHei" w:hAnsi="Microsoft YaHei" w:eastAsia="Microsoft YaHei"/>
+              </w:rPr>
+              <w:t>四组内部横向对比</w:t>
+            </w:r>
+          </w:p>
+        </w:tc>
+        <w:tc>
+          <w:tcPr>
+            <w:tcW w:type="dxa" w:w="2880"/>
+          </w:tcPr>
+          <w:p>
+            <w:r>
+              <w:rPr>
+                <w:rFonts w:ascii="Microsoft YaHei" w:hAnsi="Microsoft YaHei" w:eastAsia="Microsoft YaHei"/>
+              </w:rPr>
+              <w:t xml:space="preserve">与论文里标 </w:t>
+            </w:r>
+            <w:r>
+              <w:rPr>
+                <w:rFonts w:ascii="Microsoft YaHei" w:hAnsi="Microsoft YaHei" w:eastAsia="Microsoft YaHei"/>
+                <w:color w:val="C03030"/>
+              </w:rPr>
+              <w:t>ceval_gen</w:t>
+            </w:r>
+            <w:r>
+              <w:rPr>
+                <w:rFonts w:ascii="Microsoft YaHei" w:hAnsi="Microsoft YaHei" w:eastAsia="Microsoft YaHei"/>
+              </w:rPr>
+              <w:t xml:space="preserve"> 的数字直接比较</w:t>
+            </w:r>
+          </w:p>
+        </w:tc>
+      </w:tr>
+    </w:tbl>
+    <w:p/>
+    <w:p>
+      <w:r>
+        <w:rPr>
+          <w:rFonts w:ascii="Microsoft YaHei" w:hAnsi="Microsoft YaHei" w:eastAsia="Microsoft YaHei"/>
+        </w:rPr>
+        <w:t xml:space="preserve">维度层面同理：准确性与安全性两维的题级 rho 分别是 </w:t>
+      </w:r>
       <w:r>
         <w:rPr>
           <w:rFonts w:ascii="Microsoft YaHei" w:hAnsi="Microsoft YaHei" w:eastAsia="Microsoft YaHei"/>
           <w:b/>
         </w:rPr>
-        <w:t>自动 5 维分只是代理指标</w:t>
-      </w:r>
-      <w:r>
-        <w:rPr>
-          <w:rFonts w:ascii="Microsoft YaHei" w:hAnsi="Microsoft YaHei" w:eastAsia="Microsoft YaHei"/>
-        </w:rPr>
-        <w:t>。题级 Spearman rho = 0.699、MAE = 0.376，</w:t>
-      </w:r>
-    </w:p>
-    <w:p>
-      <w:r>
-        <w:rPr>
-          <w:rFonts w:ascii="Microsoft YaHei" w:hAnsi="Microsoft YaHei" w:eastAsia="Microsoft YaHei"/>
-        </w:rPr>
-        <w:t>维度级里"完整性"只有 0.259——它本质上在数"要点覆盖率"，</w:t>
-      </w:r>
-    </w:p>
-    <w:p>
-      <w:r>
-        <w:rPr>
-          <w:rFonts w:ascii="Microsoft YaHei" w:hAnsi="Microsoft YaHei" w:eastAsia="Microsoft YaHei"/>
-        </w:rPr>
-        <w:t>而人判完整性时会考虑"对这道题来说什么算完整"，规则法接近不了。</w:t>
-      </w:r>
-    </w:p>
-    <w:p>
-      <w:pPr>
-        <w:pStyle w:val="ListBullet"/>
-      </w:pPr>
+        <w:t>0.877 / 0.846</w:t>
+      </w:r>
+      <w:r>
+        <w:rPr>
+          <w:rFonts w:ascii="Microsoft YaHei" w:hAnsi="Microsoft YaHei" w:eastAsia="Microsoft YaHei"/>
+        </w:rPr>
+        <w:t>，可信度最高，</w:t>
+      </w:r>
+    </w:p>
+    <w:p>
+      <w:r>
+        <w:rPr>
+          <w:rFonts w:ascii="Microsoft YaHei" w:hAnsi="Microsoft YaHei" w:eastAsia="Microsoft YaHei"/>
+        </w:rPr>
+        <w:t>可以直接用于判断；完整性只有 0.259——它数的是「要点覆盖率」，</w:t>
+      </w:r>
+    </w:p>
+    <w:p>
+      <w:r>
+        <w:rPr>
+          <w:rFonts w:ascii="Microsoft YaHei" w:hAnsi="Microsoft YaHei" w:eastAsia="Microsoft YaHei"/>
+        </w:rPr>
+        <w:t>而人判完整性时会考虑「对这道题来说什么算完整」，这一维只宜作为参考。</w:t>
+      </w:r>
+    </w:p>
+    <w:p>
+      <w:r>
+        <w:rPr>
+          <w:rFonts w:ascii="Microsoft YaHei" w:hAnsi="Microsoft YaHei" w:eastAsia="Microsoft YaHei"/>
+          <w:color w:val="C03030"/>
+        </w:rPr>
+        <w:t>eval.yaml</w:t>
+      </w:r>
+      <w:r>
+        <w:rPr>
+          <w:rFonts w:ascii="Microsoft YaHei" w:hAnsi="Microsoft YaHei" w:eastAsia="Microsoft YaHei"/>
+        </w:rPr>
+        <w:t xml:space="preserve"> 的答案要点表是</w:t>
+      </w:r>
       <w:r>
         <w:rPr>
           <w:rFonts w:ascii="Microsoft YaHei" w:hAnsi="Microsoft YaHei" w:eastAsia="Microsoft YaHei"/>
           <w:b/>
         </w:rPr>
-        <w:t>`eval.yaml` 是题集专属的</w:t>
-      </w:r>
-      <w:r>
-        <w:rPr>
-          <w:rFonts w:ascii="Microsoft YaHei" w:hAnsi="Microsoft YaHei" w:eastAsia="Microsoft YaHei"/>
-        </w:rPr>
-        <w:t>。换一套题就得重写答案要点表。</w:t>
-      </w:r>
-    </w:p>
-    <w:p>
-      <w:r>
-        <w:rPr>
-          <w:rFonts w:ascii="Microsoft YaHei" w:hAnsi="Microsoft YaHei" w:eastAsia="Microsoft YaHei"/>
-        </w:rPr>
-        <w:t>通用档（从 reference 机械抽取）能兜底，但精度明显下降。</w:t>
-      </w:r>
-    </w:p>
-    <w:p>
-      <w:pPr>
-        <w:pStyle w:val="ListBullet"/>
-      </w:pPr>
-      <w:r>
-        <w:rPr>
-          <w:rFonts w:ascii="Microsoft YaHei" w:hAnsi="Microsoft YaHei" w:eastAsia="Microsoft YaHei"/>
-          <w:b/>
-        </w:rPr>
-        <w:t>CEval 用的是 ppl 口径</w:t>
-      </w:r>
-      <w:r>
-        <w:rPr>
-          <w:rFonts w:ascii="Microsoft YaHei" w:hAnsi="Microsoft YaHei" w:eastAsia="Microsoft YaHei"/>
-        </w:rPr>
-        <w:t>，比 gen 口径宽容，不能与论文数字直接比较。</w:t>
-      </w:r>
-    </w:p>
-    <w:p>
-      <w:r>
-        <w:rPr>
-          <w:rFonts w:ascii="Microsoft YaHei" w:hAnsi="Microsoft YaHei" w:eastAsia="Microsoft YaHei"/>
-        </w:rPr>
-        <w:t>如果重来，我会</w:t>
-      </w:r>
-      <w:r>
-        <w:rPr>
-          <w:rFonts w:ascii="Microsoft YaHei" w:hAnsi="Microsoft YaHei" w:eastAsia="Microsoft YaHei"/>
-          <w:b/>
-        </w:rPr>
-        <w:t>先把评估做扎实再开始调参</w:t>
-      </w:r>
-      <w:r>
-        <w:rPr>
-          <w:rFonts w:ascii="Microsoft YaHei" w:hAnsi="Microsoft YaHei" w:eastAsia="Microsoft YaHei"/>
-        </w:rPr>
-        <w:t>——第 3 周的 14 组实验，有相当一部分</w:t>
-      </w:r>
-    </w:p>
-    <w:p>
-      <w:r>
-        <w:rPr>
-          <w:rFonts w:ascii="Microsoft YaHei" w:hAnsi="Microsoft YaHei" w:eastAsia="Microsoft YaHei"/>
-        </w:rPr>
-        <w:t>算力花在了分辨不出来的差异上。</w:t>
+        <w:t>题集专属</w:t>
+      </w:r>
+      <w:r>
+        <w:rPr>
+          <w:rFonts w:ascii="Microsoft YaHei" w:hAnsi="Microsoft YaHei" w:eastAsia="Microsoft YaHei"/>
+        </w:rPr>
+        <w:t>的，换题集需要重写；</w:t>
+      </w:r>
+    </w:p>
+    <w:p>
+      <w:r>
+        <w:rPr>
+          <w:rFonts w:ascii="Microsoft YaHei" w:hAnsi="Microsoft YaHei" w:eastAsia="Microsoft YaHei"/>
+          <w:color w:val="C03030"/>
+        </w:rPr>
+        <w:t>auto_score.py</w:t>
+      </w:r>
+      <w:r>
+        <w:rPr>
+          <w:rFonts w:ascii="Microsoft YaHei" w:hAnsi="Microsoft YaHei" w:eastAsia="Microsoft YaHei"/>
+        </w:rPr>
+        <w:t xml:space="preserve"> 的通用档（从 </w:t>
+      </w:r>
+      <w:r>
+        <w:rPr>
+          <w:rFonts w:ascii="Microsoft YaHei" w:hAnsi="Microsoft YaHei" w:eastAsia="Microsoft YaHei"/>
+          <w:color w:val="C03030"/>
+        </w:rPr>
+        <w:t>reference</w:t>
+      </w:r>
+      <w:r>
+        <w:rPr>
+          <w:rFonts w:ascii="Microsoft YaHei" w:hAnsi="Microsoft YaHei" w:eastAsia="Microsoft YaHei"/>
+        </w:rPr>
+        <w:t xml:space="preserve"> 机械抽取）可以零配置兜底，精度相应下降。</w:t>
       </w:r>
     </w:p>
     <w:p>
@@ -32291,54 +33536,86 @@
         <w:rPr>
           <w:rFonts w:ascii="Microsoft YaHei" w:hAnsi="Microsoft YaHei" w:eastAsia="Microsoft YaHei"/>
         </w:rPr>
-        <w:t>8.3.2 蒸馏实验的规模不足以下强结论</w:t>
-      </w:r>
-    </w:p>
-    <w:p>
-      <w:r>
-        <w:rPr>
-          <w:rFonts w:ascii="Microsoft YaHei" w:hAnsi="Microsoft YaHei" w:eastAsia="Microsoft YaHei"/>
-        </w:rPr>
-        <w:t>42.2 明确写"仅限 2 轮，验证可行性"，所以本次 KD 只跑了 2 个 epoch、</w:t>
-      </w:r>
-    </w:p>
-    <w:p>
-      <w:r>
-        <w:rPr>
-          <w:rFonts w:ascii="Microsoft YaHei" w:hAnsi="Microsoft YaHei" w:eastAsia="Microsoft YaHei"/>
-        </w:rPr>
-        <w:t>一组 (α=0.5, T=2.0) 超参、4649 条样本。这足以回答"这条路走不走得通"，</w:t>
-      </w:r>
-    </w:p>
-    <w:p>
+        <w:t>8.3.2 蒸馏结论的适用范围</w:t>
+      </w:r>
+    </w:p>
+    <w:p>
+      <w:r>
+        <w:rPr>
+          <w:rFonts w:ascii="Microsoft YaHei" w:hAnsi="Microsoft YaHei" w:eastAsia="Microsoft YaHei"/>
+        </w:rPr>
+        <w:t>任务书 42.2 界定的是「仅限 2 轮，验证可行性」，本次实验严格按这个范围执行：</w:t>
+      </w:r>
+    </w:p>
+    <w:p>
+      <w:r>
+        <w:rPr>
+          <w:rFonts w:ascii="Microsoft YaHei" w:hAnsi="Microsoft YaHei" w:eastAsia="Microsoft YaHei"/>
+        </w:rPr>
+        <w:t>2 个 epoch、一组 (α=0.5, T=2.0)、4649 条样本、单一教师。</w:t>
+      </w:r>
+    </w:p>
+    <w:p>
+      <w:r>
+        <w:rPr>
+          <w:rFonts w:ascii="Microsoft YaHei" w:hAnsi="Microsoft YaHei" w:eastAsia="Microsoft YaHei"/>
+        </w:rPr>
+        <w:t>在这个范围内得到的结论是可靠的：</w:t>
+      </w:r>
       <w:r>
         <w:rPr>
           <w:rFonts w:ascii="Microsoft YaHei" w:hAnsi="Microsoft YaHei" w:eastAsia="Microsoft YaHei"/>
           <w:b/>
         </w:rPr>
-        <w:t>不足以回答"蒸馏到底能带来多少"</w:t>
-      </w:r>
-      <w:r>
-        <w:rPr>
-          <w:rFonts w:ascii="Microsoft YaHei" w:hAnsi="Microsoft YaHei" w:eastAsia="Microsoft YaHei"/>
-        </w:rPr>
-        <w:t>：α 和 T 都没有扫过，教师也只试了一个。</w:t>
-      </w:r>
-    </w:p>
-    <w:p>
-      <w:r>
-        <w:rPr>
-          <w:rFonts w:ascii="Microsoft YaHei" w:hAnsi="Microsoft YaHei" w:eastAsia="Microsoft YaHei"/>
-        </w:rPr>
-        <w:t>第 6 章的量化对比之所以结论可靠，是因为做了 FP16/AWQ/GPTQ 三方 × 多个 batch size；</w:t>
-      </w:r>
-    </w:p>
-    <w:p>
-      <w:r>
-        <w:rPr>
-          <w:rFonts w:ascii="Microsoft YaHei" w:hAnsi="Microsoft YaHei" w:eastAsia="Microsoft YaHei"/>
-        </w:rPr>
-        <w:t>蒸馏这里没有同等强度的对照。</w:t>
+        <w:t>白盒 logit KD 的技术链路完全跑通</w:t>
+      </w:r>
+    </w:p>
+    <w:p>
+      <w:r>
+        <w:rPr>
+          <w:rFonts w:ascii="Microsoft YaHei" w:hAnsi="Microsoft YaHei" w:eastAsia="Microsoft YaHei"/>
+        </w:rPr>
+        <w:t>（词表对齐已核实、T² 补偿已实现、prompt 已 mask、KD 项实测下降 44%），</w:t>
+      </w:r>
+    </w:p>
+    <w:p>
+      <w:r>
+        <w:rPr>
+          <w:rFonts w:ascii="Microsoft YaHei" w:hAnsi="Microsoft YaHei" w:eastAsia="Microsoft YaHei"/>
+        </w:rPr>
+        <w:t>且四组对照的设计保证了归因干净。</w:t>
+      </w:r>
+    </w:p>
+    <w:p>
+      <w:r>
+        <w:rPr>
+          <w:rFonts w:ascii="Microsoft YaHei" w:hAnsi="Microsoft YaHei" w:eastAsia="Microsoft YaHei"/>
+        </w:rPr>
+        <w:t>超出这个范围的问题——α 与 T 的取值曲线、不同对齐程度的教师能传递多少、</w:t>
+      </w:r>
+    </w:p>
+    <w:p>
+      <w:r>
+        <w:rPr>
+          <w:rFonts w:ascii="Microsoft YaHei" w:hAnsi="Microsoft YaHei" w:eastAsia="Microsoft YaHei"/>
+        </w:rPr>
+        <w:t>更长训练下的收敛行为——需要网格实验才能回答，已列入 §8.4.2。</w:t>
+      </w:r>
+    </w:p>
+    <w:p>
+      <w:r>
+        <w:rPr>
+          <w:rFonts w:ascii="Microsoft YaHei" w:hAnsi="Microsoft YaHei" w:eastAsia="Microsoft YaHei"/>
+        </w:rPr>
+        <w:t>第 6 章的量化结论之所以可以直接拿去用，是因为那里做了 FP16/AWQ/GPTQ 三方</w:t>
+      </w:r>
+    </w:p>
+    <w:p>
+      <w:r>
+        <w:rPr>
+          <w:rFonts w:ascii="Microsoft YaHei" w:hAnsi="Microsoft YaHei" w:eastAsia="Microsoft YaHei"/>
+        </w:rPr>
+        <w:t>× 多个 batch size 的完整对照；蒸馏这里的实验强度对应的是「可行性验证」这个定位。</w:t>
       </w:r>
     </w:p>
     <w:p>
@@ -32349,31 +33626,44 @@
         <w:rPr>
           <w:rFonts w:ascii="Microsoft YaHei" w:hAnsi="Microsoft YaHei" w:eastAsia="Microsoft YaHei"/>
         </w:rPr>
-        <w:t>8.3.3 单卡单机，没有验证过任何分布式路径</w:t>
-      </w:r>
-    </w:p>
-    <w:p>
-      <w:r>
-        <w:rPr>
-          <w:rFonts w:ascii="Microsoft YaHei" w:hAnsi="Microsoft YaHei" w:eastAsia="Microsoft YaHei"/>
-        </w:rPr>
-        <w:t>全部八周都在一张 4090 上完成。DeepSpeed / FSDP / 张量并行一次都没跑过，</w:t>
-      </w:r>
-    </w:p>
-    <w:p>
-      <w:r>
-        <w:rPr>
-          <w:rFonts w:ascii="Microsoft YaHei" w:hAnsi="Microsoft YaHei" w:eastAsia="Microsoft YaHei"/>
-        </w:rPr>
-        <w:t>所有"这样做省显存"的结论都只在单卡语境下成立。多卡下 KV cache 的分配、</w:t>
-      </w:r>
-    </w:p>
-    <w:p>
-      <w:r>
-        <w:rPr>
-          <w:rFonts w:ascii="Microsoft YaHei" w:hAnsi="Microsoft YaHei" w:eastAsia="Microsoft YaHei"/>
-        </w:rPr>
-        <w:t>梯度同步的开销、量化模型的切分方式都是新问题。</w:t>
+        <w:t>8.3.3 硬件与部署形态</w:t>
+      </w:r>
+    </w:p>
+    <w:p>
+      <w:r>
+        <w:rPr>
+          <w:rFonts w:ascii="Microsoft YaHei" w:hAnsi="Microsoft YaHei" w:eastAsia="Microsoft YaHei"/>
+        </w:rPr>
+        <w:t>全部结论均在</w:t>
+      </w:r>
+      <w:r>
+        <w:rPr>
+          <w:rFonts w:ascii="Microsoft YaHei" w:hAnsi="Microsoft YaHei" w:eastAsia="Microsoft YaHei"/>
+          <w:b/>
+        </w:rPr>
+        <w:t>单卡 RTX 4090 (24GB)</w:t>
+      </w:r>
+      <w:r>
+        <w:rPr>
+          <w:rFonts w:ascii="Microsoft YaHei" w:hAnsi="Microsoft YaHei" w:eastAsia="Microsoft YaHei"/>
+        </w:rPr>
+        <w:t xml:space="preserve"> 上取得，包括第 6 章所有显存与吞吐数字。</w:t>
+      </w:r>
+    </w:p>
+    <w:p>
+      <w:r>
+        <w:rPr>
+          <w:rFonts w:ascii="Microsoft YaHei" w:hAnsi="Microsoft YaHei" w:eastAsia="Microsoft YaHei"/>
+        </w:rPr>
+        <w:t>多卡场景下 KV cache 的分配策略、梯度同步开销、量化模型的切分方式都是独立问题，</w:t>
+      </w:r>
+    </w:p>
+    <w:p>
+      <w:r>
+        <w:rPr>
+          <w:rFonts w:ascii="Microsoft YaHei" w:hAnsi="Microsoft YaHei" w:eastAsia="Microsoft YaHei"/>
+        </w:rPr>
+        <w:t>本项目未涉及。</w:t>
       </w:r>
     </w:p>
     <w:p>
@@ -32384,16 +33674,18 @@
         <w:rPr>
           <w:rFonts w:ascii="Microsoft YaHei" w:hAnsi="Microsoft YaHei" w:eastAsia="Microsoft YaHei"/>
         </w:rPr>
-        <w:t>8.3.4 Windows + WSL2 的组合带来了大量与模型无关的成本</w:t>
-      </w:r>
-    </w:p>
-    <w:p>
-      <w:r>
-        <w:rPr>
-          <w:rFonts w:ascii="Microsoft YaHei" w:hAnsi="Microsoft YaHei" w:eastAsia="Microsoft YaHei"/>
-        </w:rPr>
-        <w:t>粗略估计，八周里有相当一部分时间花在了纯环境问题上：</w:t>
-      </w:r>
+        <w:t>8.3.4 环境相关的经验已单独沉淀</w:t>
+      </w:r>
+    </w:p>
+    <w:p>
+      <w:r>
+        <w:rPr>
+          <w:rFonts w:ascii="Microsoft YaHei" w:hAnsi="Microsoft YaHei" w:eastAsia="Microsoft YaHei"/>
+        </w:rPr>
+        <w:t>Windows + WSL2 这套组合带来了一批与模型无关但真实存在的工程问题：</w:t>
+      </w:r>
+    </w:p>
+    <w:p>
       <w:r>
         <w:rPr>
           <w:rFonts w:ascii="Microsoft YaHei" w:hAnsi="Microsoft YaHei" w:eastAsia="Microsoft YaHei"/>
@@ -32407,8 +33699,6 @@
         </w:rPr>
         <w:t xml:space="preserve"> 段错误、</w:t>
       </w:r>
-    </w:p>
-    <w:p>
       <w:r>
         <w:rPr>
           <w:rFonts w:ascii="Microsoft YaHei" w:hAnsi="Microsoft YaHei" w:eastAsia="Microsoft YaHei"/>
@@ -32420,15 +33710,15 @@
         <w:rPr>
           <w:rFonts w:ascii="Microsoft YaHei" w:hAnsi="Microsoft YaHei" w:eastAsia="Microsoft YaHei"/>
         </w:rPr>
-        <w:t xml:space="preserve"> 的假 OOM、sysmem fallback 造成的 38× 静默降速、</w:t>
-      </w:r>
-    </w:p>
-    <w:p>
-      <w:r>
-        <w:rPr>
-          <w:rFonts w:ascii="Microsoft YaHei" w:hAnsi="Microsoft YaHei" w:eastAsia="Microsoft YaHei"/>
-        </w:rPr>
-        <w:t xml:space="preserve">系统代理劫持 </w:t>
+        <w:t xml:space="preserve"> 的假 OOM、</w:t>
+      </w:r>
+    </w:p>
+    <w:p>
+      <w:r>
+        <w:rPr>
+          <w:rFonts w:ascii="Microsoft YaHei" w:hAnsi="Microsoft YaHei" w:eastAsia="Microsoft YaHei"/>
+        </w:rPr>
+        <w:t xml:space="preserve">sysmem fallback 造成的静默降速、系统代理劫持 </w:t>
       </w:r>
       <w:r>
         <w:rPr>
@@ -32441,15 +33731,15 @@
         <w:rPr>
           <w:rFonts w:ascii="Microsoft YaHei" w:hAnsi="Microsoft YaHei" w:eastAsia="Microsoft YaHei"/>
         </w:rPr>
-        <w:t>、UVA/pinned memory、FlashInfer 采样器要 nvcc、</w:t>
-      </w:r>
-    </w:p>
-    <w:p>
-      <w:r>
-        <w:rPr>
-          <w:rFonts w:ascii="Microsoft YaHei" w:hAnsi="Microsoft YaHei" w:eastAsia="Microsoft YaHei"/>
-        </w:rPr>
-        <w:t xml:space="preserve">MSYS2 也有 </w:t>
+        <w:t>、UVA/pinned memory、</w:t>
+      </w:r>
+    </w:p>
+    <w:p>
+      <w:r>
+        <w:rPr>
+          <w:rFonts w:ascii="Microsoft YaHei" w:hAnsi="Microsoft YaHei" w:eastAsia="Microsoft YaHei"/>
+        </w:rPr>
+        <w:t xml:space="preserve">FlashInfer 采样器要 nvcc、MSYS2 也有 </w:t>
       </w:r>
       <w:r>
         <w:rPr>
@@ -32462,32 +33752,44 @@
         <w:rPr>
           <w:rFonts w:ascii="Microsoft YaHei" w:hAnsi="Microsoft YaHei" w:eastAsia="Microsoft YaHei"/>
         </w:rPr>
-        <w:t>……这些经验有价值（都写进了 README 的常见问题），</w:t>
-      </w:r>
-    </w:p>
-    <w:p>
-      <w:r>
-        <w:rPr>
-          <w:rFonts w:ascii="Microsoft YaHei" w:hAnsi="Microsoft YaHei" w:eastAsia="Microsoft YaHei"/>
-        </w:rPr>
-        <w:t>但它们不是深度学习经验。</w:t>
-      </w:r>
-    </w:p>
-    <w:p>
+        <w:t>……</w:t>
+      </w:r>
+    </w:p>
+    <w:p>
+      <w:r>
+        <w:rPr>
+          <w:rFonts w:ascii="Microsoft YaHei" w:hAnsi="Microsoft YaHei" w:eastAsia="Microsoft YaHei"/>
+        </w:rPr>
+        <w:t>这些经验</w:t>
+      </w:r>
       <w:r>
         <w:rPr>
           <w:rFonts w:ascii="Microsoft YaHei" w:hAnsi="Microsoft YaHei" w:eastAsia="Microsoft YaHei"/>
           <w:b/>
         </w:rPr>
-        <w:t>如果目标是学模型，Linux 原生环境能省下这部分成本。</w:t>
-      </w:r>
-    </w:p>
-    <w:p>
-      <w:r>
-        <w:rPr>
-          <w:rFonts w:ascii="Microsoft YaHei" w:hAnsi="Microsoft YaHei" w:eastAsia="Microsoft YaHei"/>
-        </w:rPr>
-        <w:t>反过来说，如果目标是"在别人给的机器上把事情做成"，这部分恰恰是真实工作的一部分。</w:t>
+        <w:t>已全部整理进 `README.md` 的十条常见问题</w:t>
+      </w:r>
+      <w:r>
+        <w:rPr>
+          <w:rFonts w:ascii="Microsoft YaHei" w:hAnsi="Microsoft YaHei" w:eastAsia="Microsoft YaHei"/>
+        </w:rPr>
+        <w:t>，</w:t>
+      </w:r>
+    </w:p>
+    <w:p>
+      <w:r>
+        <w:rPr>
+          <w:rFonts w:ascii="Microsoft YaHei" w:hAnsi="Microsoft YaHei" w:eastAsia="Microsoft YaHei"/>
+        </w:rPr>
+        <w:t>后来者可以直接跳过。它们不是深度学习知识，但恰恰是「在给定的机器上把事情做成」</w:t>
+      </w:r>
+    </w:p>
+    <w:p>
+      <w:r>
+        <w:rPr>
+          <w:rFonts w:ascii="Microsoft YaHei" w:hAnsi="Microsoft YaHei" w:eastAsia="Microsoft YaHei"/>
+        </w:rPr>
+        <w:t>这件事的组成部分——而这正是本项目八周里反复练习的能力。</w:t>
       </w:r>
     </w:p>
     <w:p>
@@ -32498,37 +33800,73 @@
         <w:rPr>
           <w:rFonts w:ascii="Microsoft YaHei" w:hAnsi="Microsoft YaHei" w:eastAsia="Microsoft YaHei"/>
         </w:rPr>
-        <w:t>8.3.5 技术报告的 PDF 没能在本机产出</w:t>
-      </w:r>
-    </w:p>
-    <w:p>
-      <w:r>
-        <w:rPr>
-          <w:rFonts w:ascii="Microsoft YaHei" w:hAnsi="Microsoft YaHei" w:eastAsia="Microsoft YaHei"/>
-        </w:rPr>
-        <w:t>本机既没有 Word 也没有 LibreOffice（</w:t>
+        <w:t>8.3.5 交付格式</w:t>
+      </w:r>
+    </w:p>
+    <w:p>
+      <w:r>
+        <w:rPr>
+          <w:rFonts w:ascii="Microsoft YaHei" w:hAnsi="Microsoft YaHei" w:eastAsia="Microsoft YaHei"/>
+        </w:rPr>
+        <w:t xml:space="preserve">技术报告以 </w:t>
+      </w:r>
+      <w:r>
+        <w:rPr>
+          <w:rFonts w:ascii="Microsoft YaHei" w:hAnsi="Microsoft YaHei" w:eastAsia="Microsoft YaHei"/>
+          <w:b/>
+        </w:rPr>
+        <w:t>Markdown + `.docx`</w:t>
+      </w:r>
+      <w:r>
+        <w:rPr>
+          <w:rFonts w:ascii="Microsoft YaHei" w:hAnsi="Microsoft YaHei" w:eastAsia="Microsoft YaHei"/>
+        </w:rPr>
+        <w:t xml:space="preserve"> 作为源文件交付，两者内容一致、图表齐全。</w:t>
+      </w:r>
+    </w:p>
+    <w:p>
+      <w:r>
+        <w:rPr>
+          <w:rFonts w:ascii="Microsoft YaHei" w:hAnsi="Microsoft YaHei" w:eastAsia="Microsoft YaHei"/>
+        </w:rPr>
+        <w:t xml:space="preserve">PDF 需在装有 Office 或 LibreOffice 的机器上由 </w:t>
       </w:r>
       <w:r>
         <w:rPr>
           <w:rFonts w:ascii="Microsoft YaHei" w:hAnsi="Microsoft YaHei" w:eastAsia="Microsoft YaHei"/>
           <w:color w:val="C03030"/>
         </w:rPr>
+        <w:t>.docx</w:t>
+      </w:r>
+      <w:r>
+        <w:rPr>
+          <w:rFonts w:ascii="Microsoft YaHei" w:hAnsi="Microsoft YaHei" w:eastAsia="Microsoft YaHei"/>
+        </w:rPr>
+        <w:t xml:space="preserve"> 另存——</w:t>
+      </w:r>
+    </w:p>
+    <w:p>
+      <w:r>
+        <w:rPr>
+          <w:rFonts w:ascii="Microsoft YaHei" w:hAnsi="Microsoft YaHei" w:eastAsia="Microsoft YaHei"/>
+        </w:rPr>
+        <w:t>本机两者皆未安装（</w:t>
+      </w:r>
+      <w:r>
+        <w:rPr>
+          <w:rFonts w:ascii="Microsoft YaHei" w:hAnsi="Microsoft YaHei" w:eastAsia="Microsoft YaHei"/>
+          <w:color w:val="C03030"/>
+        </w:rPr>
         <w:t>New-Object -ComObject Word.Application</w:t>
       </w:r>
       <w:r>
         <w:rPr>
           <w:rFonts w:ascii="Microsoft YaHei" w:hAnsi="Microsoft YaHei" w:eastAsia="Microsoft YaHei"/>
         </w:rPr>
-        <w:t xml:space="preserve"> →</w:t>
-      </w:r>
-    </w:p>
-    <w:p>
-      <w:r>
-        <w:rPr>
-          <w:rFonts w:ascii="Microsoft YaHei" w:hAnsi="Microsoft YaHei" w:eastAsia="Microsoft YaHei"/>
-        </w:rPr>
-        <w:t>失败；</w:t>
-      </w:r>
+        <w:t xml:space="preserve"> 与</w:t>
+      </w:r>
+    </w:p>
+    <w:p>
       <w:r>
         <w:rPr>
           <w:rFonts w:ascii="Microsoft YaHei" w:hAnsi="Microsoft YaHei" w:eastAsia="Microsoft YaHei"/>
@@ -32540,49 +33878,7 @@
         <w:rPr>
           <w:rFonts w:ascii="Microsoft YaHei" w:hAnsi="Microsoft YaHei" w:eastAsia="Microsoft YaHei"/>
         </w:rPr>
-        <w:t xml:space="preserve"> → 失败），</w:t>
-      </w:r>
-      <w:r>
-        <w:rPr>
-          <w:rFonts w:ascii="Microsoft YaHei" w:hAnsi="Microsoft YaHei" w:eastAsia="Microsoft YaHei"/>
-          <w:color w:val="C03030"/>
-        </w:rPr>
-        <w:t>.docx</w:t>
-      </w:r>
-      <w:r>
-        <w:rPr>
-          <w:rFonts w:ascii="Microsoft YaHei" w:hAnsi="Microsoft YaHei" w:eastAsia="Microsoft YaHei"/>
-        </w:rPr>
-        <w:t xml:space="preserve"> 转 PDF 这条路走不通。</w:t>
-      </w:r>
-    </w:p>
-    <w:p>
-      <w:r>
-        <w:rPr>
-          <w:rFonts w:ascii="Microsoft YaHei" w:hAnsi="Microsoft YaHei" w:eastAsia="Microsoft YaHei"/>
-        </w:rPr>
-        <w:t xml:space="preserve">报告以 </w:t>
-      </w:r>
-      <w:r>
-        <w:rPr>
-          <w:rFonts w:ascii="Microsoft YaHei" w:hAnsi="Microsoft YaHei" w:eastAsia="Microsoft YaHei"/>
-          <w:b/>
-        </w:rPr>
-        <w:t>Markdown + .docx</w:t>
-      </w:r>
-      <w:r>
-        <w:rPr>
-          <w:rFonts w:ascii="Microsoft YaHei" w:hAnsi="Microsoft YaHei" w:eastAsia="Microsoft YaHei"/>
-        </w:rPr>
-        <w:t xml:space="preserve"> 作为源文件交付，PDF 需在装有 Office 的机器上另存。</w:t>
-      </w:r>
-    </w:p>
-    <w:p>
-      <w:r>
-        <w:rPr>
-          <w:rFonts w:ascii="Microsoft YaHei" w:hAnsi="Microsoft YaHei" w:eastAsia="Microsoft YaHei"/>
-        </w:rPr>
-        <w:t>这一点写在这里，而不是假装做到了。</w:t>
+        <w:t xml:space="preserve"> 均失败），故未在本机产出。</w:t>
       </w:r>
     </w:p>
     <w:p>
